--- a/backend/templates/service_note_procurement.docx
+++ b/backend/templates/service_note_procurement.docx
@@ -30,7 +30,7 @@
           <w:color w:val="1E40AF"/>
           <w:sz w:val="20"/>
         </w:rPr>
-        <w:t>{{синие переменные}}    — автоподстановка из БД</w:t>
+        <w:t>«синие переменные»    — автоподстановка из БД</w:t>
       </w:r>
     </w:p>
     <w:p>
@@ -45,7 +45,7 @@
           <w:color w:val="15803D"/>
           <w:sz w:val="20"/>
         </w:rPr>
-        <w:t>зелёный текст           — вариант 1 в условном блоке</w:t>
+        <w:t>зелёный текст         — вариант 1 в условном блоке</w:t>
       </w:r>
     </w:p>
     <w:p>
@@ -60,7 +60,7 @@
           <w:color w:val="C2410C"/>
           <w:sz w:val="20"/>
         </w:rPr>
-        <w:t>оранжевый текст         — вариант 2</w:t>
+        <w:t>оранжевый текст       — вариант 2</w:t>
       </w:r>
     </w:p>
     <w:p>
@@ -76,7 +76,7 @@
           <w:color w:val="6B7280"/>
           <w:sz w:val="20"/>
         </w:rPr>
-        <w:t>серые {% маркеры %}    — технические условия Jinja2 (не трогать)</w:t>
+        <w:t>серые «маркеры»       — технические условия Jinja2 (не трогать)</w:t>
       </w:r>
     </w:p>
     <w:p>
